--- a/CV Pablo Prior Molina.docx
+++ b/CV Pablo Prior Molina.docx
@@ -960,6 +960,73 @@
                 <w:noProof/>
                 <w:lang w:val="en-US"/>
               </w:rPr>
+              <w:t>Bachelor's Degree Thesis</w:t>
+            </w:r>
+          </w:p>
+          <w:p>
+            <w:pPr>
+              <w:rPr>
+                <w:noProof/>
+                <w:lang w:val="en-US"/>
+              </w:rPr>
+            </w:pPr>
+            <w:r>
+              <w:rPr>
+                <w:noProof/>
+                <w:lang w:val="en-US"/>
+              </w:rPr>
+              <w:t>Optimization and evaluation of classification models for cheat detection in online multiplayer games</w:t>
+            </w:r>
+            <w:r>
+              <w:rPr>
+                <w:noProof/>
+                <w:lang w:val="en-US"/>
+              </w:rPr>
+              <w:t>.</w:t>
+            </w:r>
+          </w:p>
+          <w:p>
+            <w:pPr>
+              <w:rPr>
+                <w:noProof/>
+                <w:lang w:val="en-US"/>
+              </w:rPr>
+            </w:pPr>
+            <w:hyperlink r:id="rId13" w:history="1">
+              <w:r>
+                <w:rPr>
+                  <w:rStyle w:val="Hipervnculo"/>
+                  <w:noProof/>
+                  <w:lang w:val="en-US"/>
+                </w:rPr>
+                <w:t>Link</w:t>
+              </w:r>
+            </w:hyperlink>
+          </w:p>
+          <w:p>
+            <w:pPr>
+              <w:rPr>
+                <w:noProof/>
+                <w:lang w:val="en-US"/>
+              </w:rPr>
+            </w:pPr>
+          </w:p>
+          <w:p>
+            <w:pPr>
+              <w:rPr>
+                <w:b/>
+                <w:bCs/>
+                <w:noProof/>
+                <w:lang w:val="en-US"/>
+              </w:rPr>
+            </w:pPr>
+            <w:r>
+              <w:rPr>
+                <w:b/>
+                <w:bCs/>
+                <w:noProof/>
+                <w:lang w:val="en-US"/>
+              </w:rPr>
               <w:t>The Shop Next Door</w:t>
             </w:r>
           </w:p>
@@ -1016,7 +1083,7 @@
                 <w:lang w:val="en-US"/>
               </w:rPr>
             </w:pPr>
-            <w:hyperlink r:id="rId13" w:history="1">
+            <w:hyperlink r:id="rId14" w:history="1">
               <w:r>
                 <w:rPr>
                   <w:rStyle w:val="Hipervnculo"/>
@@ -1115,7 +1182,7 @@
                 <w:lang w:val="en-US"/>
               </w:rPr>
             </w:pPr>
-            <w:hyperlink r:id="rId14" w:history="1">
+            <w:hyperlink r:id="rId15" w:history="1">
               <w:r>
                 <w:rPr>
                   <w:rStyle w:val="Hipervnculo"/>
@@ -1468,17 +1535,81 @@
                 <w:noProof/>
                 <w:sz w:val="18"/>
                 <w:szCs w:val="18"/>
-                <w:lang w:bidi="es-ES"/>
-              </w:rPr>
-            </w:pPr>
-            <w:r>
-              <w:rPr>
-                <w:noProof/>
-                <w:sz w:val="18"/>
-                <w:szCs w:val="18"/>
-                <w:lang w:bidi="es-ES"/>
-              </w:rPr>
-              <w:t>Proficiency in Development Tools</w:t>
+                <w:lang w:val="en-US" w:bidi="es-ES"/>
+              </w:rPr>
+            </w:pPr>
+            <w:r>
+              <w:rPr>
+                <w:noProof/>
+                <w:sz w:val="18"/>
+                <w:szCs w:val="18"/>
+                <w:lang w:val="en-US" w:bidi="es-ES"/>
+              </w:rPr>
+              <w:t xml:space="preserve">Programming Skills in </w:t>
+            </w:r>
+            <w:r>
+              <w:rPr>
+                <w:b/>
+                <w:bCs/>
+                <w:noProof/>
+                <w:sz w:val="18"/>
+                <w:szCs w:val="18"/>
+                <w:lang w:val="en-US" w:bidi="es-ES"/>
+              </w:rPr>
+              <w:t>C++</w:t>
+            </w:r>
+            <w:r>
+              <w:rPr>
+                <w:b/>
+                <w:bCs/>
+                <w:noProof/>
+                <w:sz w:val="18"/>
+                <w:szCs w:val="18"/>
+                <w:lang w:val="en-US" w:bidi="es-ES"/>
+              </w:rPr>
+              <w:t xml:space="preserve">, </w:t>
+            </w:r>
+            <w:r>
+              <w:rPr>
+                <w:b/>
+                <w:bCs/>
+                <w:noProof/>
+                <w:sz w:val="18"/>
+                <w:szCs w:val="18"/>
+                <w:lang w:val="en-US" w:bidi="es-ES"/>
+              </w:rPr>
+              <w:t>C#</w:t>
+            </w:r>
+            <w:r>
+              <w:rPr>
+                <w:b/>
+                <w:bCs/>
+                <w:noProof/>
+                <w:sz w:val="18"/>
+                <w:szCs w:val="18"/>
+                <w:lang w:val="en-US" w:bidi="es-ES"/>
+              </w:rPr>
+              <w:t xml:space="preserve">, Java </w:t>
+            </w:r>
+            <w:r>
+              <w:rPr>
+                <w:noProof/>
+                <w:sz w:val="18"/>
+                <w:szCs w:val="18"/>
+                <w:lang w:val="en-US" w:bidi="es-ES"/>
+              </w:rPr>
+              <w:t>and</w:t>
+            </w:r>
+            <w:r>
+              <w:rPr>
+                <w:b/>
+                <w:bCs/>
+                <w:noProof/>
+                <w:sz w:val="18"/>
+                <w:szCs w:val="18"/>
+                <w:lang w:val="en-US" w:bidi="es-ES"/>
+              </w:rPr>
+              <w:t xml:space="preserve"> Python</w:t>
             </w:r>
           </w:p>
           <w:p>
@@ -1499,51 +1630,47 @@
                 <w:szCs w:val="18"/>
                 <w:lang w:val="en-US" w:bidi="es-ES"/>
               </w:rPr>
-              <w:t xml:space="preserve">Programming Skills in </w:t>
-            </w:r>
-            <w:r>
-              <w:rPr>
-                <w:b/>
-                <w:bCs/>
-                <w:noProof/>
-                <w:sz w:val="18"/>
-                <w:szCs w:val="18"/>
-                <w:lang w:val="en-US" w:bidi="es-ES"/>
-              </w:rPr>
-              <w:t>C++</w:t>
-            </w:r>
-            <w:r>
-              <w:rPr>
-                <w:b/>
-                <w:bCs/>
-                <w:noProof/>
-                <w:sz w:val="18"/>
-                <w:szCs w:val="18"/>
-                <w:lang w:val="en-US" w:bidi="es-ES"/>
-              </w:rPr>
-              <w:t xml:space="preserve">, </w:t>
-            </w:r>
-            <w:r>
-              <w:rPr>
-                <w:b/>
-                <w:bCs/>
-                <w:noProof/>
-                <w:sz w:val="18"/>
-                <w:szCs w:val="18"/>
-                <w:lang w:val="en-US" w:bidi="es-ES"/>
-              </w:rPr>
-              <w:t>C#</w:t>
-            </w:r>
-            <w:r>
-              <w:rPr>
-                <w:b/>
-                <w:bCs/>
-                <w:noProof/>
-                <w:sz w:val="18"/>
-                <w:szCs w:val="18"/>
-                <w:lang w:val="en-US" w:bidi="es-ES"/>
-              </w:rPr>
-              <w:t xml:space="preserve">, Java </w:t>
+              <w:t xml:space="preserve">Proficient </w:t>
+            </w:r>
+            <w:r>
+              <w:rPr>
+                <w:noProof/>
+                <w:sz w:val="18"/>
+                <w:szCs w:val="18"/>
+                <w:lang w:val="en-US" w:bidi="es-ES"/>
+              </w:rPr>
+              <w:t xml:space="preserve">in </w:t>
+            </w:r>
+            <w:r>
+              <w:rPr>
+                <w:b/>
+                <w:bCs/>
+                <w:noProof/>
+                <w:sz w:val="18"/>
+                <w:szCs w:val="18"/>
+                <w:lang w:val="en-US" w:bidi="es-ES"/>
+              </w:rPr>
+              <w:t>Unity</w:t>
+            </w:r>
+            <w:r>
+              <w:rPr>
+                <w:noProof/>
+                <w:sz w:val="18"/>
+                <w:szCs w:val="18"/>
+                <w:lang w:val="en-US" w:bidi="es-ES"/>
+              </w:rPr>
+              <w:t xml:space="preserve"> and development environments such as </w:t>
+            </w:r>
+            <w:r>
+              <w:rPr>
+                <w:b/>
+                <w:bCs/>
+                <w:noProof/>
+                <w:sz w:val="18"/>
+                <w:szCs w:val="18"/>
+                <w:lang w:val="en-US" w:bidi="es-ES"/>
+              </w:rPr>
+              <w:t xml:space="preserve">Visual Studio, PyCharm </w:t>
             </w:r>
             <w:r>
               <w:rPr>
@@ -1563,7 +1690,7 @@
                 <w:szCs w:val="18"/>
                 <w:lang w:val="en-US" w:bidi="es-ES"/>
               </w:rPr>
-              <w:t xml:space="preserve"> Python</w:t>
+              <w:t xml:space="preserve"> IntelliJ IDEA</w:t>
             </w:r>
           </w:p>
           <w:p>
@@ -1584,47 +1711,127 @@
                 <w:szCs w:val="18"/>
                 <w:lang w:val="en-US" w:bidi="es-ES"/>
               </w:rPr>
-              <w:t xml:space="preserve">Proficient </w:t>
-            </w:r>
-            <w:r>
-              <w:rPr>
-                <w:noProof/>
-                <w:sz w:val="18"/>
-                <w:szCs w:val="18"/>
-                <w:lang w:val="en-US" w:bidi="es-ES"/>
-              </w:rPr>
-              <w:t xml:space="preserve">in </w:t>
-            </w:r>
-            <w:r>
-              <w:rPr>
-                <w:b/>
-                <w:bCs/>
-                <w:noProof/>
-                <w:sz w:val="18"/>
-                <w:szCs w:val="18"/>
-                <w:lang w:val="en-US" w:bidi="es-ES"/>
-              </w:rPr>
-              <w:t>Unity</w:t>
-            </w:r>
-            <w:r>
-              <w:rPr>
-                <w:noProof/>
-                <w:sz w:val="18"/>
-                <w:szCs w:val="18"/>
-                <w:lang w:val="en-US" w:bidi="es-ES"/>
-              </w:rPr>
-              <w:t xml:space="preserve"> and development environments such as </w:t>
-            </w:r>
-            <w:r>
-              <w:rPr>
-                <w:b/>
-                <w:bCs/>
-                <w:noProof/>
-                <w:sz w:val="18"/>
-                <w:szCs w:val="18"/>
-                <w:lang w:val="en-US" w:bidi="es-ES"/>
-              </w:rPr>
-              <w:t xml:space="preserve">Visual Studio, PyCharm </w:t>
+              <w:t>Proficient in Cloud Services (</w:t>
+            </w:r>
+            <w:r>
+              <w:rPr>
+                <w:b/>
+                <w:bCs/>
+                <w:noProof/>
+                <w:sz w:val="18"/>
+                <w:szCs w:val="18"/>
+                <w:lang w:val="en-US" w:bidi="es-ES"/>
+              </w:rPr>
+              <w:t>AWS</w:t>
+            </w:r>
+            <w:r>
+              <w:rPr>
+                <w:noProof/>
+                <w:sz w:val="18"/>
+                <w:szCs w:val="18"/>
+                <w:lang w:val="en-US" w:bidi="es-ES"/>
+              </w:rPr>
+              <w:t xml:space="preserve">), including </w:t>
+            </w:r>
+            <w:r>
+              <w:rPr>
+                <w:b/>
+                <w:bCs/>
+                <w:noProof/>
+                <w:sz w:val="18"/>
+                <w:szCs w:val="18"/>
+                <w:lang w:val="en-US" w:bidi="es-ES"/>
+              </w:rPr>
+              <w:t>EC2</w:t>
+            </w:r>
+            <w:r>
+              <w:rPr>
+                <w:noProof/>
+                <w:sz w:val="18"/>
+                <w:szCs w:val="18"/>
+                <w:lang w:val="en-US" w:bidi="es-ES"/>
+              </w:rPr>
+              <w:t xml:space="preserve"> </w:t>
+            </w:r>
+            <w:r>
+              <w:rPr>
+                <w:noProof/>
+                <w:sz w:val="18"/>
+                <w:szCs w:val="18"/>
+                <w:lang w:val="en-US" w:bidi="es-ES"/>
+              </w:rPr>
+              <w:t xml:space="preserve">and </w:t>
+            </w:r>
+            <w:r>
+              <w:rPr>
+                <w:b/>
+                <w:bCs/>
+                <w:noProof/>
+                <w:sz w:val="18"/>
+                <w:szCs w:val="18"/>
+                <w:lang w:val="en-US" w:bidi="es-ES"/>
+              </w:rPr>
+              <w:t>RDS</w:t>
+            </w:r>
+            <w:r>
+              <w:rPr>
+                <w:noProof/>
+                <w:sz w:val="18"/>
+                <w:szCs w:val="18"/>
+                <w:lang w:val="en-US" w:bidi="es-ES"/>
+              </w:rPr>
+              <w:t xml:space="preserve">, as well as </w:t>
+            </w:r>
+            <w:r>
+              <w:rPr>
+                <w:b/>
+                <w:bCs/>
+                <w:noProof/>
+                <w:sz w:val="18"/>
+                <w:szCs w:val="18"/>
+                <w:lang w:val="en-US" w:bidi="es-ES"/>
+              </w:rPr>
+              <w:t>database</w:t>
+            </w:r>
+            <w:r>
+              <w:rPr>
+                <w:noProof/>
+                <w:sz w:val="18"/>
+                <w:szCs w:val="18"/>
+                <w:lang w:val="en-US" w:bidi="es-ES"/>
+              </w:rPr>
+              <w:t xml:space="preserve"> management</w:t>
+            </w:r>
+            <w:r>
+              <w:rPr>
+                <w:noProof/>
+                <w:sz w:val="18"/>
+                <w:szCs w:val="18"/>
+                <w:lang w:val="en-US" w:bidi="es-ES"/>
+              </w:rPr>
+              <w:t xml:space="preserve"> with </w:t>
+            </w:r>
+            <w:r>
+              <w:rPr>
+                <w:b/>
+                <w:bCs/>
+                <w:noProof/>
+                <w:sz w:val="18"/>
+                <w:szCs w:val="18"/>
+                <w:lang w:val="en-US" w:bidi="es-ES"/>
+              </w:rPr>
+              <w:t>SQL</w:t>
+            </w:r>
+            <w:r>
+              <w:rPr>
+                <w:b/>
+                <w:bCs/>
+                <w:noProof/>
+                <w:sz w:val="18"/>
+                <w:szCs w:val="18"/>
+                <w:lang w:val="en-US" w:bidi="es-ES"/>
+              </w:rPr>
+              <w:t xml:space="preserve"> </w:t>
             </w:r>
             <w:r>
               <w:rPr>
@@ -1644,7 +1851,18 @@
                 <w:szCs w:val="18"/>
                 <w:lang w:val="en-US" w:bidi="es-ES"/>
               </w:rPr>
-              <w:t xml:space="preserve"> IntelliJ IDEA</w:t>
+              <w:t xml:space="preserve"> S</w:t>
+            </w:r>
+            <w:r>
+              <w:rPr>
+                <w:b/>
+                <w:bCs/>
+                <w:noProof/>
+                <w:sz w:val="18"/>
+                <w:szCs w:val="18"/>
+                <w:lang w:val="en-US" w:bidi="es-ES"/>
+              </w:rPr>
+              <w:t>QL Server Studio</w:t>
             </w:r>
           </w:p>
           <w:p>
@@ -1665,158 +1883,58 @@
                 <w:szCs w:val="18"/>
                 <w:lang w:val="en-US" w:bidi="es-ES"/>
               </w:rPr>
-              <w:t>Proficient in Cloud Services (</w:t>
-            </w:r>
-            <w:r>
-              <w:rPr>
-                <w:b/>
-                <w:bCs/>
-                <w:noProof/>
-                <w:sz w:val="18"/>
-                <w:szCs w:val="18"/>
-                <w:lang w:val="en-US" w:bidi="es-ES"/>
-              </w:rPr>
-              <w:t>AWS</w:t>
-            </w:r>
-            <w:r>
-              <w:rPr>
-                <w:noProof/>
-                <w:sz w:val="18"/>
-                <w:szCs w:val="18"/>
-                <w:lang w:val="en-US" w:bidi="es-ES"/>
-              </w:rPr>
-              <w:t xml:space="preserve">), including </w:t>
-            </w:r>
-            <w:r>
-              <w:rPr>
-                <w:b/>
-                <w:bCs/>
-                <w:noProof/>
-                <w:sz w:val="18"/>
-                <w:szCs w:val="18"/>
-                <w:lang w:val="en-US" w:bidi="es-ES"/>
-              </w:rPr>
-              <w:t>EC2</w:t>
-            </w:r>
-            <w:r>
-              <w:rPr>
-                <w:noProof/>
-                <w:sz w:val="18"/>
-                <w:szCs w:val="18"/>
-                <w:lang w:val="en-US" w:bidi="es-ES"/>
-              </w:rPr>
-              <w:t xml:space="preserve"> </w:t>
-            </w:r>
-            <w:r>
-              <w:rPr>
-                <w:noProof/>
-                <w:sz w:val="18"/>
-                <w:szCs w:val="18"/>
-                <w:lang w:val="en-US" w:bidi="es-ES"/>
-              </w:rPr>
-              <w:t xml:space="preserve">and </w:t>
-            </w:r>
-            <w:r>
-              <w:rPr>
-                <w:b/>
-                <w:bCs/>
-                <w:noProof/>
-                <w:sz w:val="18"/>
-                <w:szCs w:val="18"/>
-                <w:lang w:val="en-US" w:bidi="es-ES"/>
-              </w:rPr>
-              <w:t>RDS</w:t>
-            </w:r>
-            <w:r>
-              <w:rPr>
-                <w:noProof/>
-                <w:sz w:val="18"/>
-                <w:szCs w:val="18"/>
-                <w:lang w:val="en-US" w:bidi="es-ES"/>
-              </w:rPr>
-              <w:t xml:space="preserve">, as well as </w:t>
-            </w:r>
-            <w:r>
-              <w:rPr>
-                <w:b/>
-                <w:bCs/>
-                <w:noProof/>
-                <w:sz w:val="18"/>
-                <w:szCs w:val="18"/>
-                <w:lang w:val="en-US" w:bidi="es-ES"/>
-              </w:rPr>
-              <w:t>database</w:t>
-            </w:r>
-            <w:r>
-              <w:rPr>
-                <w:noProof/>
-                <w:sz w:val="18"/>
-                <w:szCs w:val="18"/>
-                <w:lang w:val="en-US" w:bidi="es-ES"/>
-              </w:rPr>
-              <w:t xml:space="preserve"> management</w:t>
-            </w:r>
-            <w:r>
-              <w:rPr>
-                <w:noProof/>
-                <w:sz w:val="18"/>
-                <w:szCs w:val="18"/>
-                <w:lang w:val="en-US" w:bidi="es-ES"/>
-              </w:rPr>
-              <w:t xml:space="preserve"> with </w:t>
-            </w:r>
-            <w:r>
-              <w:rPr>
-                <w:b/>
-                <w:bCs/>
-                <w:noProof/>
-                <w:sz w:val="18"/>
-                <w:szCs w:val="18"/>
-                <w:lang w:val="en-US" w:bidi="es-ES"/>
-              </w:rPr>
-              <w:t>SQL</w:t>
-            </w:r>
-            <w:r>
-              <w:rPr>
-                <w:b/>
-                <w:bCs/>
-                <w:noProof/>
-                <w:sz w:val="18"/>
-                <w:szCs w:val="18"/>
-                <w:lang w:val="en-US" w:bidi="es-ES"/>
-              </w:rPr>
-              <w:t xml:space="preserve"> </w:t>
-            </w:r>
-            <w:r>
-              <w:rPr>
-                <w:noProof/>
-                <w:sz w:val="18"/>
-                <w:szCs w:val="18"/>
-                <w:lang w:val="en-US" w:bidi="es-ES"/>
-              </w:rPr>
-              <w:t>and</w:t>
-            </w:r>
-            <w:r>
-              <w:rPr>
-                <w:b/>
-                <w:bCs/>
-                <w:noProof/>
-                <w:sz w:val="18"/>
-                <w:szCs w:val="18"/>
-                <w:lang w:val="en-US" w:bidi="es-ES"/>
-              </w:rPr>
-              <w:t xml:space="preserve"> S</w:t>
-            </w:r>
-            <w:r>
-              <w:rPr>
-                <w:b/>
-                <w:bCs/>
-                <w:noProof/>
-                <w:sz w:val="18"/>
-                <w:szCs w:val="18"/>
-                <w:lang w:val="en-US" w:bidi="es-ES"/>
-              </w:rPr>
-              <w:t>QL Server Studio</w:t>
+              <w:t xml:space="preserve">Proficient in </w:t>
+            </w:r>
+            <w:r>
+              <w:rPr>
+                <w:b/>
+                <w:bCs/>
+                <w:noProof/>
+                <w:sz w:val="18"/>
+                <w:szCs w:val="18"/>
+                <w:lang w:val="en-US" w:bidi="es-ES"/>
+              </w:rPr>
+              <w:t>Machine Learning</w:t>
+            </w:r>
+            <w:r>
+              <w:rPr>
+                <w:noProof/>
+                <w:sz w:val="18"/>
+                <w:szCs w:val="18"/>
+                <w:lang w:val="en-US" w:bidi="es-ES"/>
+              </w:rPr>
+              <w:t xml:space="preserve"> using </w:t>
+            </w:r>
+            <w:r>
+              <w:rPr>
+                <w:b/>
+                <w:bCs/>
+                <w:noProof/>
+                <w:sz w:val="18"/>
+                <w:szCs w:val="18"/>
+                <w:lang w:val="en-US" w:bidi="es-ES"/>
+              </w:rPr>
+              <w:t>scikit-learn</w:t>
+            </w:r>
+            <w:r>
+              <w:rPr>
+                <w:noProof/>
+                <w:sz w:val="18"/>
+                <w:szCs w:val="18"/>
+                <w:lang w:val="en-US" w:bidi="es-ES"/>
+              </w:rPr>
+              <w:t xml:space="preserve"> and </w:t>
+            </w:r>
+            <w:r>
+              <w:rPr>
+                <w:b/>
+                <w:bCs/>
+                <w:noProof/>
+                <w:sz w:val="18"/>
+                <w:szCs w:val="18"/>
+                <w:lang w:val="en-US" w:bidi="es-ES"/>
+              </w:rPr>
+              <w:t>NumPy</w:t>
             </w:r>
           </w:p>
           <w:p>
@@ -1837,58 +1955,18 @@
                 <w:szCs w:val="18"/>
                 <w:lang w:val="en-US" w:bidi="es-ES"/>
               </w:rPr>
-              <w:t xml:space="preserve">Proficient in </w:t>
-            </w:r>
-            <w:r>
-              <w:rPr>
-                <w:b/>
-                <w:bCs/>
-                <w:noProof/>
-                <w:sz w:val="18"/>
-                <w:szCs w:val="18"/>
-                <w:lang w:val="en-US" w:bidi="es-ES"/>
-              </w:rPr>
-              <w:t>Machine Learning</w:t>
-            </w:r>
-            <w:r>
-              <w:rPr>
-                <w:noProof/>
-                <w:sz w:val="18"/>
-                <w:szCs w:val="18"/>
-                <w:lang w:val="en-US" w:bidi="es-ES"/>
-              </w:rPr>
-              <w:t xml:space="preserve"> using </w:t>
-            </w:r>
-            <w:r>
-              <w:rPr>
-                <w:b/>
-                <w:bCs/>
-                <w:noProof/>
-                <w:sz w:val="18"/>
-                <w:szCs w:val="18"/>
-                <w:lang w:val="en-US" w:bidi="es-ES"/>
-              </w:rPr>
-              <w:t>scikit-learn</w:t>
-            </w:r>
-            <w:r>
-              <w:rPr>
-                <w:noProof/>
-                <w:sz w:val="18"/>
-                <w:szCs w:val="18"/>
-                <w:lang w:val="en-US" w:bidi="es-ES"/>
-              </w:rPr>
-              <w:t xml:space="preserve"> and </w:t>
-            </w:r>
-            <w:r>
-              <w:rPr>
-                <w:b/>
-                <w:bCs/>
-                <w:noProof/>
-                <w:sz w:val="18"/>
-                <w:szCs w:val="18"/>
-                <w:lang w:val="en-US" w:bidi="es-ES"/>
-              </w:rPr>
-              <w:t>NumPy</w:t>
+              <w:t xml:space="preserve">Version Control and Collaboration with </w:t>
+            </w:r>
+            <w:r>
+              <w:rPr>
+                <w:b/>
+                <w:bCs/>
+                <w:noProof/>
+                <w:sz w:val="18"/>
+                <w:szCs w:val="18"/>
+                <w:lang w:val="en-US" w:bidi="es-ES"/>
+              </w:rPr>
+              <w:t>Git</w:t>
             </w:r>
           </w:p>
           <w:p>
@@ -1899,28 +1977,28 @@
                 <w:noProof/>
                 <w:sz w:val="18"/>
                 <w:szCs w:val="18"/>
-                <w:lang w:val="en-US" w:bidi="es-ES"/>
-              </w:rPr>
-            </w:pPr>
-            <w:r>
-              <w:rPr>
-                <w:noProof/>
-                <w:sz w:val="18"/>
-                <w:szCs w:val="18"/>
-                <w:lang w:val="en-US" w:bidi="es-ES"/>
-              </w:rPr>
-              <w:t xml:space="preserve">Version Control and Collaboration with </w:t>
-            </w:r>
-            <w:r>
-              <w:rPr>
-                <w:b/>
-                <w:bCs/>
-                <w:noProof/>
-                <w:sz w:val="18"/>
-                <w:szCs w:val="18"/>
-                <w:lang w:val="en-US" w:bidi="es-ES"/>
-              </w:rPr>
-              <w:t>Git</w:t>
+                <w:lang w:bidi="es-ES"/>
+              </w:rPr>
+            </w:pPr>
+            <w:r>
+              <w:rPr>
+                <w:b/>
+                <w:bCs/>
+                <w:noProof/>
+                <w:sz w:val="18"/>
+                <w:szCs w:val="18"/>
+                <w:lang w:bidi="es-ES"/>
+              </w:rPr>
+              <w:t>Teamwork</w:t>
+            </w:r>
+            <w:r>
+              <w:rPr>
+                <w:noProof/>
+                <w:sz w:val="18"/>
+                <w:szCs w:val="18"/>
+                <w:lang w:bidi="es-ES"/>
+              </w:rPr>
+              <w:t xml:space="preserve"> and Effective Communication</w:t>
             </w:r>
           </w:p>
           <w:p>
@@ -1931,28 +2009,115 @@
                 <w:noProof/>
                 <w:sz w:val="18"/>
                 <w:szCs w:val="18"/>
-                <w:lang w:bidi="es-ES"/>
-              </w:rPr>
-            </w:pPr>
-            <w:r>
-              <w:rPr>
-                <w:b/>
-                <w:bCs/>
-                <w:noProof/>
-                <w:sz w:val="18"/>
-                <w:szCs w:val="18"/>
-                <w:lang w:bidi="es-ES"/>
-              </w:rPr>
-              <w:t>Teamwork</w:t>
-            </w:r>
-            <w:r>
-              <w:rPr>
-                <w:noProof/>
-                <w:sz w:val="18"/>
-                <w:szCs w:val="18"/>
-                <w:lang w:bidi="es-ES"/>
-              </w:rPr>
-              <w:t xml:space="preserve"> and Effective Communication</w:t>
+                <w:lang w:val="en-US" w:bidi="es-ES"/>
+              </w:rPr>
+            </w:pPr>
+            <w:r>
+              <w:rPr>
+                <w:b/>
+                <w:bCs/>
+                <w:noProof/>
+                <w:sz w:val="18"/>
+                <w:szCs w:val="18"/>
+                <w:lang w:val="en-US" w:bidi="es-ES"/>
+              </w:rPr>
+              <w:t>Creative</w:t>
+            </w:r>
+            <w:r>
+              <w:rPr>
+                <w:noProof/>
+                <w:sz w:val="18"/>
+                <w:szCs w:val="18"/>
+                <w:lang w:val="en-US" w:bidi="es-ES"/>
+              </w:rPr>
+              <w:t>,</w:t>
+            </w:r>
+            <w:r>
+              <w:rPr>
+                <w:noProof/>
+                <w:sz w:val="18"/>
+                <w:szCs w:val="18"/>
+                <w:lang w:val="en-US" w:bidi="es-ES"/>
+              </w:rPr>
+              <w:t xml:space="preserve"> </w:t>
+            </w:r>
+            <w:r>
+              <w:rPr>
+                <w:b/>
+                <w:bCs/>
+                <w:noProof/>
+                <w:sz w:val="18"/>
+                <w:szCs w:val="18"/>
+                <w:lang w:val="en-US" w:bidi="es-ES"/>
+              </w:rPr>
+              <w:t>Innovative</w:t>
+            </w:r>
+            <w:r>
+              <w:rPr>
+                <w:noProof/>
+                <w:sz w:val="18"/>
+                <w:szCs w:val="18"/>
+                <w:lang w:val="en-US" w:bidi="es-ES"/>
+              </w:rPr>
+              <w:t xml:space="preserve"> Thinking</w:t>
+            </w:r>
+            <w:r>
+              <w:rPr>
+                <w:b/>
+                <w:bCs/>
+                <w:noProof/>
+                <w:sz w:val="18"/>
+                <w:szCs w:val="18"/>
+                <w:lang w:val="en-US" w:bidi="es-ES"/>
+              </w:rPr>
+              <w:t xml:space="preserve">, </w:t>
+            </w:r>
+            <w:r>
+              <w:rPr>
+                <w:noProof/>
+                <w:sz w:val="18"/>
+                <w:szCs w:val="18"/>
+                <w:lang w:val="en-US" w:bidi="es-ES"/>
+              </w:rPr>
+              <w:t>a</w:t>
+            </w:r>
+            <w:r>
+              <w:rPr>
+                <w:noProof/>
+                <w:sz w:val="18"/>
+                <w:szCs w:val="18"/>
+                <w:lang w:val="en-US" w:bidi="es-ES"/>
+              </w:rPr>
+              <w:t>daptability</w:t>
+            </w:r>
+            <w:r>
+              <w:rPr>
+                <w:noProof/>
+                <w:sz w:val="18"/>
+                <w:szCs w:val="18"/>
+                <w:lang w:val="en-US" w:bidi="es-ES"/>
+              </w:rPr>
+              <w:t xml:space="preserve"> </w:t>
+            </w:r>
+            <w:r>
+              <w:rPr>
+                <w:noProof/>
+                <w:sz w:val="18"/>
+                <w:szCs w:val="18"/>
+                <w:lang w:val="en-US" w:bidi="es-ES"/>
+              </w:rPr>
+              <w:t xml:space="preserve">and </w:t>
+            </w:r>
+            <w:r>
+              <w:rPr>
+                <w:b/>
+                <w:bCs/>
+                <w:noProof/>
+                <w:sz w:val="18"/>
+                <w:szCs w:val="18"/>
+                <w:lang w:val="en-US" w:bidi="es-ES"/>
+              </w:rPr>
+              <w:t>Continuous Learning</w:t>
             </w:r>
           </w:p>
           <w:p>
@@ -1963,58 +2128,6 @@
                 <w:noProof/>
                 <w:sz w:val="18"/>
                 <w:szCs w:val="18"/>
-                <w:lang w:bidi="es-ES"/>
-              </w:rPr>
-            </w:pPr>
-            <w:r>
-              <w:rPr>
-                <w:b/>
-                <w:bCs/>
-                <w:noProof/>
-                <w:sz w:val="18"/>
-                <w:szCs w:val="18"/>
-                <w:lang w:bidi="es-ES"/>
-              </w:rPr>
-              <w:t>Creative</w:t>
-            </w:r>
-            <w:r>
-              <w:rPr>
-                <w:noProof/>
-                <w:sz w:val="18"/>
-                <w:szCs w:val="18"/>
-                <w:lang w:bidi="es-ES"/>
-              </w:rPr>
-              <w:t xml:space="preserve"> and </w:t>
-            </w:r>
-            <w:r>
-              <w:rPr>
-                <w:b/>
-                <w:bCs/>
-                <w:noProof/>
-                <w:sz w:val="18"/>
-                <w:szCs w:val="18"/>
-                <w:lang w:bidi="es-ES"/>
-              </w:rPr>
-              <w:t>Innovative</w:t>
-            </w:r>
-            <w:r>
-              <w:rPr>
-                <w:noProof/>
-                <w:sz w:val="18"/>
-                <w:szCs w:val="18"/>
-                <w:lang w:bidi="es-ES"/>
-              </w:rPr>
-              <w:t xml:space="preserve"> Thinking</w:t>
-            </w:r>
-          </w:p>
-          <w:p>
-            <w:pPr>
-              <w:pStyle w:val="Listaconvietas"/>
-              <w:jc w:val="both"/>
-              <w:rPr>
-                <w:noProof/>
-                <w:sz w:val="18"/>
-                <w:szCs w:val="18"/>
                 <w:lang w:val="en-US" w:bidi="es-ES"/>
               </w:rPr>
             </w:pPr>
@@ -2045,7 +2158,43 @@
                 <w:szCs w:val="18"/>
                 <w:lang w:val="en-US" w:bidi="es-ES"/>
               </w:rPr>
-              <w:t xml:space="preserve"> Under Pressure</w:t>
+              <w:t xml:space="preserve"> </w:t>
+            </w:r>
+            <w:r>
+              <w:rPr>
+                <w:noProof/>
+                <w:sz w:val="18"/>
+                <w:szCs w:val="18"/>
+                <w:lang w:val="en-US" w:bidi="es-ES"/>
+              </w:rPr>
+              <w:t>u</w:t>
+            </w:r>
+            <w:r>
+              <w:rPr>
+                <w:noProof/>
+                <w:sz w:val="18"/>
+                <w:szCs w:val="18"/>
+                <w:lang w:val="en-US" w:bidi="es-ES"/>
+              </w:rPr>
+              <w:t xml:space="preserve">nder </w:t>
+            </w:r>
+            <w:r>
+              <w:rPr>
+                <w:noProof/>
+                <w:sz w:val="18"/>
+                <w:szCs w:val="18"/>
+                <w:lang w:val="en-US" w:bidi="es-ES"/>
+              </w:rPr>
+              <w:t>p</w:t>
+            </w:r>
+            <w:r>
+              <w:rPr>
+                <w:noProof/>
+                <w:sz w:val="18"/>
+                <w:szCs w:val="18"/>
+                <w:lang w:val="en-US" w:bidi="es-ES"/>
+              </w:rPr>
+              <w:t>ressure</w:t>
             </w:r>
             <w:r>
               <w:rPr>
@@ -2066,40 +2215,6 @@
                 <w:lang w:val="en-US" w:bidi="es-ES"/>
               </w:rPr>
               <w:t>Problem-Solving</w:t>
-            </w:r>
-          </w:p>
-          <w:p>
-            <w:pPr>
-              <w:pStyle w:val="Listaconvietas"/>
-              <w:jc w:val="both"/>
-              <w:rPr>
-                <w:b/>
-                <w:bCs/>
-                <w:noProof/>
-                <w:sz w:val="18"/>
-                <w:szCs w:val="18"/>
-                <w:lang w:bidi="es-ES"/>
-              </w:rPr>
-            </w:pPr>
-            <w:r>
-              <w:rPr>
-                <w:noProof/>
-                <w:sz w:val="18"/>
-                <w:szCs w:val="18"/>
-                <w:lang w:bidi="es-ES"/>
-              </w:rPr>
-              <w:t xml:space="preserve">Adaptability and </w:t>
-            </w:r>
-            <w:r>
-              <w:rPr>
-                <w:b/>
-                <w:bCs/>
-                <w:noProof/>
-                <w:sz w:val="18"/>
-                <w:szCs w:val="18"/>
-                <w:lang w:bidi="es-ES"/>
-              </w:rPr>
-              <w:t>Continuous Learning</w:t>
             </w:r>
           </w:p>
           <w:p>
@@ -2133,7 +2248,7 @@
       </w:pPr>
     </w:p>
     <w:sectPr>
-      <w:headerReference w:type="default" r:id="rId15"/>
+      <w:headerReference w:type="default" r:id="rId16"/>
       <w:pgSz w:w="11906" w:h="16838" w:code="9"/>
       <w:pgMar w:top="720" w:right="562" w:bottom="720" w:left="562" w:header="720" w:footer="720" w:gutter="0"/>
       <w:cols w:space="720"/>

--- a/CV Pablo Prior Molina.docx
+++ b/CV Pablo Prior Molina.docx
@@ -1223,7 +1223,7 @@
                 <w:noProof/>
                 <w:lang w:val="en-US" w:bidi="es-ES"/>
               </w:rPr>
-              <w:t>Master’s Degree in Engineering in Artificial Intelligence</w:t>
+              <w:t>Master’s Degree in Artificial Intelligence Engineering</w:t>
             </w:r>
           </w:p>
           <w:p>
@@ -3567,21 +3567,21 @@
 </file>
 
 <file path=customXml/item1.xml><?xml version="1.0" encoding="utf-8"?>
+<?mso-contentType ?>
+<FormTemplates xmlns="http://schemas.microsoft.com/sharepoint/v3/contenttype/forms">
+  <Display>DocumentLibraryForm</Display>
+  <Edit>DocumentLibraryForm</Edit>
+  <New>DocumentLibraryForm</New>
+</FormTemplates>
+</file>
+
+<file path=customXml/item2.xml><?xml version="1.0" encoding="utf-8"?>
 <p:properties xmlns:p="http://schemas.microsoft.com/office/2006/metadata/properties" xmlns:xsi="http://www.w3.org/2001/XMLSchema-instance" xmlns:pc="http://schemas.microsoft.com/office/infopath/2007/PartnerControls">
   <documentManagement>
     <Status xmlns="71af3243-3dd4-4a8d-8c0d-dd76da1f02a5">Not started</Status>
     <MediaServiceKeyPoints xmlns="71af3243-3dd4-4a8d-8c0d-dd76da1f02a5" xsi:nil="true"/>
   </documentManagement>
 </p:properties>
-</file>
-
-<file path=customXml/item2.xml><?xml version="1.0" encoding="utf-8"?>
-<?mso-contentType ?>
-<FormTemplates xmlns="http://schemas.microsoft.com/sharepoint/v3/contenttype/forms">
-  <Display>DocumentLibraryForm</Display>
-  <Edit>DocumentLibraryForm</Edit>
-  <New>DocumentLibraryForm</New>
-</FormTemplates>
 </file>
 
 <file path=customXml/item3.xml><?xml version="1.0" encoding="utf-8"?>
@@ -3806,19 +3806,19 @@
 </file>
 
 <file path=customXml/itemProps1.xml><?xml version="1.0" encoding="utf-8"?>
+<ds:datastoreItem xmlns:ds="http://schemas.openxmlformats.org/officeDocument/2006/customXml" ds:itemID="{1D0E2382-5591-401A-A28C-1B9AC7DEAC8C}">
+  <ds:schemaRefs>
+    <ds:schemaRef ds:uri="http://schemas.microsoft.com/sharepoint/v3/contenttype/forms"/>
+  </ds:schemaRefs>
+</ds:datastoreItem>
+</file>
+
+<file path=customXml/itemProps2.xml><?xml version="1.0" encoding="utf-8"?>
 <ds:datastoreItem xmlns:ds="http://schemas.openxmlformats.org/officeDocument/2006/customXml" ds:itemID="{D56F0318-DD74-4209-B83C-7974AE636B91}">
   <ds:schemaRefs>
     <ds:schemaRef ds:uri="http://schemas.microsoft.com/office/2006/metadata/properties"/>
     <ds:schemaRef ds:uri="http://schemas.microsoft.com/office/infopath/2007/PartnerControls"/>
     <ds:schemaRef ds:uri="71af3243-3dd4-4a8d-8c0d-dd76da1f02a5"/>
-  </ds:schemaRefs>
-</ds:datastoreItem>
-</file>
-
-<file path=customXml/itemProps2.xml><?xml version="1.0" encoding="utf-8"?>
-<ds:datastoreItem xmlns:ds="http://schemas.openxmlformats.org/officeDocument/2006/customXml" ds:itemID="{1D0E2382-5591-401A-A28C-1B9AC7DEAC8C}">
-  <ds:schemaRefs>
-    <ds:schemaRef ds:uri="http://schemas.microsoft.com/sharepoint/v3/contenttype/forms"/>
   </ds:schemaRefs>
 </ds:datastoreItem>
 </file>

--- a/CV Pablo Prior Molina.docx
+++ b/CV Pablo Prior Molina.docx
@@ -875,6 +875,94 @@
                 <w:noProof/>
                 <w:lang w:val="en-US"/>
               </w:rPr>
+              <w:t>Bosch Manufacturing Solutions | BMG Spain</w:t>
+            </w:r>
+          </w:p>
+          <w:p>
+            <w:pPr>
+              <w:rPr>
+                <w:noProof/>
+                <w:lang w:val="en-US"/>
+              </w:rPr>
+            </w:pPr>
+            <w:r>
+              <w:rPr>
+                <w:noProof/>
+                <w:lang w:val="en-US"/>
+              </w:rPr>
+              <w:t>2026</w:t>
+            </w:r>
+            <w:r>
+              <w:rPr>
+                <w:noProof/>
+                <w:lang w:val="en-US"/>
+              </w:rPr>
+              <w:t xml:space="preserve"> </w:t>
+            </w:r>
+            <w:r>
+              <w:rPr>
+                <w:noProof/>
+                <w:lang w:val="en-US"/>
+              </w:rPr>
+              <w:t>-</w:t>
+            </w:r>
+            <w:r>
+              <w:rPr>
+                <w:noProof/>
+                <w:lang w:val="en-US"/>
+              </w:rPr>
+              <w:t xml:space="preserve"> </w:t>
+            </w:r>
+            <w:r>
+              <w:rPr>
+                <w:noProof/>
+                <w:lang w:val="en-US"/>
+              </w:rPr>
+              <w:t>Present</w:t>
+            </w:r>
+          </w:p>
+          <w:p>
+            <w:pPr>
+              <w:rPr>
+                <w:lang w:val="en-US"/>
+              </w:rPr>
+            </w:pPr>
+            <w:r>
+              <w:rPr>
+                <w:lang w:val="en-US"/>
+              </w:rPr>
+              <w:t>D</w:t>
+            </w:r>
+            <w:r>
+              <w:rPr>
+                <w:lang w:val="en-US"/>
+              </w:rPr>
+              <w:t>evelopment of a Generative AI recommendation engine for mechanical and electrical parts, data ingestion and RAG.</w:t>
+            </w:r>
+          </w:p>
+          <w:p>
+            <w:pPr>
+              <w:rPr>
+                <w:lang w:val="en-US"/>
+              </w:rPr>
+            </w:pPr>
+          </w:p>
+          <w:p>
+            <w:pPr>
+              <w:rPr>
+                <w:b/>
+                <w:bCs/>
+                <w:noProof/>
+                <w:lang w:val="en-US"/>
+              </w:rPr>
+            </w:pPr>
+            <w:r>
+              <w:rPr>
+                <w:b/>
+                <w:bCs/>
+                <w:noProof/>
+                <w:lang w:val="en-US"/>
+              </w:rPr>
               <w:t>NEXTLANE SPAIN, S.L.</w:t>
             </w:r>
           </w:p>
@@ -1113,88 +1201,6 @@
           </w:p>
           <w:p>
             <w:pPr>
-              <w:pStyle w:val="Ttulo4"/>
-              <w:rPr>
-                <w:bCs/>
-                <w:noProof/>
-                <w:lang w:val="en-US"/>
-              </w:rPr>
-            </w:pPr>
-            <w:r>
-              <w:rPr>
-                <w:noProof/>
-                <w:lang w:val="en-US" w:bidi="es-ES"/>
-              </w:rPr>
-              <w:t xml:space="preserve">Decor Dilemma </w:t>
-            </w:r>
-          </w:p>
-          <w:p>
-            <w:pPr>
-              <w:rPr>
-                <w:noProof/>
-                <w:lang w:val="en-US"/>
-              </w:rPr>
-            </w:pPr>
-            <w:r>
-              <w:rPr>
-                <w:noProof/>
-                <w:lang w:val="en-US"/>
-              </w:rPr>
-              <w:t>202</w:t>
-            </w:r>
-            <w:r>
-              <w:rPr>
-                <w:noProof/>
-                <w:lang w:val="en-US"/>
-              </w:rPr>
-              <w:t>4</w:t>
-            </w:r>
-          </w:p>
-          <w:p>
-            <w:pPr>
-              <w:jc w:val="both"/>
-              <w:rPr>
-                <w:noProof/>
-                <w:lang w:val="en-US"/>
-              </w:rPr>
-            </w:pPr>
-            <w:r>
-              <w:rPr>
-                <w:noProof/>
-                <w:lang w:val="en-US"/>
-              </w:rPr>
-              <w:t>Responsible for mechanics development, VR adaptability and technical aspects of VR</w:t>
-            </w:r>
-            <w:r>
-              <w:rPr>
-                <w:noProof/>
-                <w:lang w:val="en-US"/>
-              </w:rPr>
-              <w:t>.</w:t>
-            </w:r>
-          </w:p>
-          <w:p>
-            <w:pPr>
-              <w:rPr>
-                <w:noProof/>
-                <w:color w:val="B85A22" w:themeColor="accent2" w:themeShade="BF"/>
-                <w:u w:val="single"/>
-                <w:lang w:val="en-US"/>
-              </w:rPr>
-            </w:pPr>
-            <w:hyperlink r:id="rId15" w:history="1">
-              <w:r>
-                <w:rPr>
-                  <w:rStyle w:val="Hipervnculo"/>
-                  <w:noProof/>
-                  <w:lang w:val="en-US"/>
-                </w:rPr>
-                <w:t>Play Game</w:t>
-              </w:r>
-            </w:hyperlink>
-          </w:p>
-          <w:p>
-            <w:pPr>
               <w:pStyle w:val="Ttulo2"/>
               <w:rPr>
                 <w:noProof/>
@@ -2248,7 +2254,7 @@
       </w:pPr>
     </w:p>
     <w:sectPr>
-      <w:headerReference w:type="default" r:id="rId16"/>
+      <w:headerReference w:type="default" r:id="rId15"/>
       <w:pgSz w:w="11906" w:h="16838" w:code="9"/>
       <w:pgMar w:top="720" w:right="562" w:bottom="720" w:left="562" w:header="720" w:footer="720" w:gutter="0"/>
       <w:cols w:space="720"/>
@@ -3567,21 +3573,21 @@
 </file>
 
 <file path=customXml/item1.xml><?xml version="1.0" encoding="utf-8"?>
+<p:properties xmlns:p="http://schemas.microsoft.com/office/2006/metadata/properties" xmlns:xsi="http://www.w3.org/2001/XMLSchema-instance" xmlns:pc="http://schemas.microsoft.com/office/infopath/2007/PartnerControls">
+  <documentManagement>
+    <Status xmlns="71af3243-3dd4-4a8d-8c0d-dd76da1f02a5">Not started</Status>
+    <MediaServiceKeyPoints xmlns="71af3243-3dd4-4a8d-8c0d-dd76da1f02a5" xsi:nil="true"/>
+  </documentManagement>
+</p:properties>
+</file>
+
+<file path=customXml/item2.xml><?xml version="1.0" encoding="utf-8"?>
 <?mso-contentType ?>
 <FormTemplates xmlns="http://schemas.microsoft.com/sharepoint/v3/contenttype/forms">
   <Display>DocumentLibraryForm</Display>
   <Edit>DocumentLibraryForm</Edit>
   <New>DocumentLibraryForm</New>
 </FormTemplates>
-</file>
-
-<file path=customXml/item2.xml><?xml version="1.0" encoding="utf-8"?>
-<p:properties xmlns:p="http://schemas.microsoft.com/office/2006/metadata/properties" xmlns:xsi="http://www.w3.org/2001/XMLSchema-instance" xmlns:pc="http://schemas.microsoft.com/office/infopath/2007/PartnerControls">
-  <documentManagement>
-    <Status xmlns="71af3243-3dd4-4a8d-8c0d-dd76da1f02a5">Not started</Status>
-    <MediaServiceKeyPoints xmlns="71af3243-3dd4-4a8d-8c0d-dd76da1f02a5" xsi:nil="true"/>
-  </documentManagement>
-</p:properties>
 </file>
 
 <file path=customXml/item3.xml><?xml version="1.0" encoding="utf-8"?>
@@ -3806,19 +3812,19 @@
 </file>
 
 <file path=customXml/itemProps1.xml><?xml version="1.0" encoding="utf-8"?>
-<ds:datastoreItem xmlns:ds="http://schemas.openxmlformats.org/officeDocument/2006/customXml" ds:itemID="{1D0E2382-5591-401A-A28C-1B9AC7DEAC8C}">
+<ds:datastoreItem xmlns:ds="http://schemas.openxmlformats.org/officeDocument/2006/customXml" ds:itemID="{D56F0318-DD74-4209-B83C-7974AE636B91}">
   <ds:schemaRefs>
-    <ds:schemaRef ds:uri="http://schemas.microsoft.com/sharepoint/v3/contenttype/forms"/>
+    <ds:schemaRef ds:uri="http://schemas.microsoft.com/office/2006/metadata/properties"/>
+    <ds:schemaRef ds:uri="http://schemas.microsoft.com/office/infopath/2007/PartnerControls"/>
+    <ds:schemaRef ds:uri="71af3243-3dd4-4a8d-8c0d-dd76da1f02a5"/>
   </ds:schemaRefs>
 </ds:datastoreItem>
 </file>
 
 <file path=customXml/itemProps2.xml><?xml version="1.0" encoding="utf-8"?>
-<ds:datastoreItem xmlns:ds="http://schemas.openxmlformats.org/officeDocument/2006/customXml" ds:itemID="{D56F0318-DD74-4209-B83C-7974AE636B91}">
+<ds:datastoreItem xmlns:ds="http://schemas.openxmlformats.org/officeDocument/2006/customXml" ds:itemID="{1D0E2382-5591-401A-A28C-1B9AC7DEAC8C}">
   <ds:schemaRefs>
-    <ds:schemaRef ds:uri="http://schemas.microsoft.com/office/2006/metadata/properties"/>
-    <ds:schemaRef ds:uri="http://schemas.microsoft.com/office/infopath/2007/PartnerControls"/>
-    <ds:schemaRef ds:uri="71af3243-3dd4-4a8d-8c0d-dd76da1f02a5"/>
+    <ds:schemaRef ds:uri="http://schemas.microsoft.com/sharepoint/v3/contenttype/forms"/>
   </ds:schemaRefs>
 </ds:datastoreItem>
 </file>
